--- a/downloads/handouts/Unit 05/Handout 05.11 - Bag and Pouch Pattern Cut Guide and Seam Quality Checklist.docx
+++ b/downloads/handouts/Unit 05/Handout 05.11 - Bag and Pouch Pattern Cut Guide and Seam Quality Checklist.docx
@@ -73,9 +73,9 @@
       <w:pPr>
         <w:pStyle w:val="Heading2"/>
       </w:pPr>
-      <w:bookmarkStart w:id="21" w:name="word-bank-in-other-languages"/>
-      <w:r>
-        <w:t xml:space="preserve">Word bank in other languages</w:t>
+      <w:bookmarkStart w:id="21" w:name="word-bank-in-spanish"/>
+      <w:r>
+        <w:t xml:space="preserve">Word bank in Spanish</w:t>
       </w:r>
       <w:bookmarkEnd w:id="21"/>
     </w:p>
@@ -86,10 +86,8 @@
         <w:tblLook w:firstRow="1"/>
       </w:tblPr>
       <w:tblGrid>
-        <w:gridCol w:w="2340"/>
-        <w:gridCol w:w="2340"/>
-        <w:gridCol w:w="2340"/>
-        <w:gridCol w:w="2340"/>
+        <w:gridCol w:w="4680"/>
+        <w:gridCol w:w="4680"/>
       </w:tblGrid>
       <w:tr>
         <w:trPr>
@@ -97,7 +95,7 @@
         </w:trPr>
         <w:tc>
           <w:tcPr>
-            <w:tcW w:type="dxa" w:w="2340"/>
+            <w:tcW w:type="dxa" w:w="4680"/>
             <w:tcBorders>
               <w:bottom w:val="single"/>
             </w:tcBorders>
@@ -115,7 +113,7 @@
         </w:tc>
         <w:tc>
           <w:tcPr>
-            <w:tcW w:type="dxa" w:w="2340"/>
+            <w:tcW w:type="dxa" w:w="4680"/>
             <w:tcBorders>
               <w:bottom w:val="single"/>
             </w:tcBorders>
@@ -127,42 +125,6 @@
               <w:jc w:val="left"/>
             </w:pPr>
             <w:r>
-              <w:t xml:space="preserve">Turkish</w:t>
-            </w:r>
-          </w:p>
-        </w:tc>
-        <w:tc>
-          <w:tcPr>
-            <w:tcW w:type="dxa" w:w="2340"/>
-            <w:tcBorders>
-              <w:bottom w:val="single"/>
-            </w:tcBorders>
-            <w:vAlign w:val="bottom"/>
-          </w:tcPr>
-          <w:p>
-            <w:pPr>
-              <w:pStyle w:val="Compact"/>
-              <w:jc w:val="left"/>
-            </w:pPr>
-            <w:r>
-              <w:t xml:space="preserve">Portuguese</w:t>
-            </w:r>
-          </w:p>
-        </w:tc>
-        <w:tc>
-          <w:tcPr>
-            <w:tcW w:type="dxa" w:w="2340"/>
-            <w:tcBorders>
-              <w:bottom w:val="single"/>
-            </w:tcBorders>
-            <w:vAlign w:val="bottom"/>
-          </w:tcPr>
-          <w:p>
-            <w:pPr>
-              <w:pStyle w:val="Compact"/>
-              <w:jc w:val="left"/>
-            </w:pPr>
-            <w:r>
               <w:t xml:space="preserve">Spanish</w:t>
             </w:r>
           </w:p>
@@ -171,7 +133,7 @@
       <w:tr>
         <w:tc>
           <w:tcPr>
-            <w:tcW w:type="dxa" w:w="2340"/>
+            <w:tcW w:type="dxa" w:w="4680"/>
           </w:tcPr>
           <w:p>
             <w:pPr>
@@ -185,35 +147,7 @@
         </w:tc>
         <w:tc>
           <w:tcPr>
-            <w:tcW w:type="dxa" w:w="2340"/>
-          </w:tcPr>
-          <w:p>
-            <w:pPr>
-              <w:pStyle w:val="Compact"/>
-              <w:jc w:val="left"/>
-            </w:pPr>
-            <w:r>
-              <w:t xml:space="preserve">kalıp</w:t>
-            </w:r>
-          </w:p>
-        </w:tc>
-        <w:tc>
-          <w:tcPr>
-            <w:tcW w:type="dxa" w:w="2340"/>
-          </w:tcPr>
-          <w:p>
-            <w:pPr>
-              <w:pStyle w:val="Compact"/>
-              <w:jc w:val="left"/>
-            </w:pPr>
-            <w:r>
-              <w:t xml:space="preserve">molde</w:t>
-            </w:r>
-          </w:p>
-        </w:tc>
-        <w:tc>
-          <w:tcPr>
-            <w:tcW w:type="dxa" w:w="2340"/>
+            <w:tcW w:type="dxa" w:w="4680"/>
           </w:tcPr>
           <w:p>
             <w:pPr>
@@ -229,7 +163,7 @@
       <w:tr>
         <w:tc>
           <w:tcPr>
-            <w:tcW w:type="dxa" w:w="2340"/>
+            <w:tcW w:type="dxa" w:w="4680"/>
           </w:tcPr>
           <w:p>
             <w:pPr>
@@ -243,35 +177,7 @@
         </w:tc>
         <w:tc>
           <w:tcPr>
-            <w:tcW w:type="dxa" w:w="2340"/>
-          </w:tcPr>
-          <w:p>
-            <w:pPr>
-              <w:pStyle w:val="Compact"/>
-              <w:jc w:val="left"/>
-            </w:pPr>
-            <w:r>
-              <w:t xml:space="preserve">kesmek</w:t>
-            </w:r>
-          </w:p>
-        </w:tc>
-        <w:tc>
-          <w:tcPr>
-            <w:tcW w:type="dxa" w:w="2340"/>
-          </w:tcPr>
-          <w:p>
-            <w:pPr>
-              <w:pStyle w:val="Compact"/>
-              <w:jc w:val="left"/>
-            </w:pPr>
-            <w:r>
-              <w:t xml:space="preserve">cortar</w:t>
-            </w:r>
-          </w:p>
-        </w:tc>
-        <w:tc>
-          <w:tcPr>
-            <w:tcW w:type="dxa" w:w="2340"/>
+            <w:tcW w:type="dxa" w:w="4680"/>
           </w:tcPr>
           <w:p>
             <w:pPr>
@@ -287,7 +193,7 @@
       <w:tr>
         <w:tc>
           <w:tcPr>
-            <w:tcW w:type="dxa" w:w="2340"/>
+            <w:tcW w:type="dxa" w:w="4680"/>
           </w:tcPr>
           <w:p>
             <w:pPr>
@@ -301,35 +207,7 @@
         </w:tc>
         <w:tc>
           <w:tcPr>
-            <w:tcW w:type="dxa" w:w="2340"/>
-          </w:tcPr>
-          <w:p>
-            <w:pPr>
-              <w:pStyle w:val="Compact"/>
-              <w:jc w:val="left"/>
-            </w:pPr>
-            <w:r>
-              <w:t xml:space="preserve">iğnelemek</w:t>
-            </w:r>
-          </w:p>
-        </w:tc>
-        <w:tc>
-          <w:tcPr>
-            <w:tcW w:type="dxa" w:w="2340"/>
-          </w:tcPr>
-          <w:p>
-            <w:pPr>
-              <w:pStyle w:val="Compact"/>
-              <w:jc w:val="left"/>
-            </w:pPr>
-            <w:r>
-              <w:t xml:space="preserve">prender com alfinete</w:t>
-            </w:r>
-          </w:p>
-        </w:tc>
-        <w:tc>
-          <w:tcPr>
-            <w:tcW w:type="dxa" w:w="2340"/>
+            <w:tcW w:type="dxa" w:w="4680"/>
           </w:tcPr>
           <w:p>
             <w:pPr>
@@ -345,7 +223,7 @@
       <w:tr>
         <w:tc>
           <w:tcPr>
-            <w:tcW w:type="dxa" w:w="2340"/>
+            <w:tcW w:type="dxa" w:w="4680"/>
           </w:tcPr>
           <w:p>
             <w:pPr>
@@ -359,35 +237,7 @@
         </w:tc>
         <w:tc>
           <w:tcPr>
-            <w:tcW w:type="dxa" w:w="2340"/>
-          </w:tcPr>
-          <w:p>
-            <w:pPr>
-              <w:pStyle w:val="Compact"/>
-              <w:jc w:val="left"/>
-            </w:pPr>
-            <w:r>
-              <w:t xml:space="preserve">dikiş çizgisi</w:t>
-            </w:r>
-          </w:p>
-        </w:tc>
-        <w:tc>
-          <w:tcPr>
-            <w:tcW w:type="dxa" w:w="2340"/>
-          </w:tcPr>
-          <w:p>
-            <w:pPr>
-              <w:pStyle w:val="Compact"/>
-              <w:jc w:val="left"/>
-            </w:pPr>
-            <w:r>
-              <w:t xml:space="preserve">linha da costura</w:t>
-            </w:r>
-          </w:p>
-        </w:tc>
-        <w:tc>
-          <w:tcPr>
-            <w:tcW w:type="dxa" w:w="2340"/>
+            <w:tcW w:type="dxa" w:w="4680"/>
           </w:tcPr>
           <w:p>
             <w:pPr>
@@ -403,7 +253,7 @@
       <w:tr>
         <w:tc>
           <w:tcPr>
-            <w:tcW w:type="dxa" w:w="2340"/>
+            <w:tcW w:type="dxa" w:w="4680"/>
           </w:tcPr>
           <w:p>
             <w:pPr>
@@ -417,35 +267,7 @@
         </w:tc>
         <w:tc>
           <w:tcPr>
-            <w:tcW w:type="dxa" w:w="2340"/>
-          </w:tcPr>
-          <w:p>
-            <w:pPr>
-              <w:pStyle w:val="Compact"/>
-              <w:jc w:val="left"/>
-            </w:pPr>
-            <w:r>
-              <w:t xml:space="preserve">dikiş payı</w:t>
-            </w:r>
-          </w:p>
-        </w:tc>
-        <w:tc>
-          <w:tcPr>
-            <w:tcW w:type="dxa" w:w="2340"/>
-          </w:tcPr>
-          <w:p>
-            <w:pPr>
-              <w:pStyle w:val="Compact"/>
-              <w:jc w:val="left"/>
-            </w:pPr>
-            <w:r>
-              <w:t xml:space="preserve">margem de costura</w:t>
-            </w:r>
-          </w:p>
-        </w:tc>
-        <w:tc>
-          <w:tcPr>
-            <w:tcW w:type="dxa" w:w="2340"/>
+            <w:tcW w:type="dxa" w:w="4680"/>
           </w:tcPr>
           <w:p>
             <w:pPr>
@@ -461,7 +283,7 @@
       <w:tr>
         <w:tc>
           <w:tcPr>
-            <w:tcW w:type="dxa" w:w="2340"/>
+            <w:tcW w:type="dxa" w:w="4680"/>
           </w:tcPr>
           <w:p>
             <w:pPr>
@@ -475,35 +297,7 @@
         </w:tc>
         <w:tc>
           <w:tcPr>
-            <w:tcW w:type="dxa" w:w="2340"/>
-          </w:tcPr>
-          <w:p>
-            <w:pPr>
-              <w:pStyle w:val="Compact"/>
-              <w:jc w:val="left"/>
-            </w:pPr>
-            <w:r>
-              <w:t xml:space="preserve">katlamak</w:t>
-            </w:r>
-          </w:p>
-        </w:tc>
-        <w:tc>
-          <w:tcPr>
-            <w:tcW w:type="dxa" w:w="2340"/>
-          </w:tcPr>
-          <w:p>
-            <w:pPr>
-              <w:pStyle w:val="Compact"/>
-              <w:jc w:val="left"/>
-            </w:pPr>
-            <w:r>
-              <w:t xml:space="preserve">dobrar</w:t>
-            </w:r>
-          </w:p>
-        </w:tc>
-        <w:tc>
-          <w:tcPr>
-            <w:tcW w:type="dxa" w:w="2340"/>
+            <w:tcW w:type="dxa" w:w="4680"/>
           </w:tcPr>
           <w:p>
             <w:pPr>
@@ -519,7 +313,7 @@
       <w:tr>
         <w:tc>
           <w:tcPr>
-            <w:tcW w:type="dxa" w:w="2340"/>
+            <w:tcW w:type="dxa" w:w="4680"/>
           </w:tcPr>
           <w:p>
             <w:pPr>
@@ -533,35 +327,7 @@
         </w:tc>
         <w:tc>
           <w:tcPr>
-            <w:tcW w:type="dxa" w:w="2340"/>
-          </w:tcPr>
-          <w:p>
-            <w:pPr>
-              <w:pStyle w:val="Compact"/>
-              <w:jc w:val="left"/>
-            </w:pPr>
-            <w:r>
-              <w:t xml:space="preserve">ters çevirmek</w:t>
-            </w:r>
-          </w:p>
-        </w:tc>
-        <w:tc>
-          <w:tcPr>
-            <w:tcW w:type="dxa" w:w="2340"/>
-          </w:tcPr>
-          <w:p>
-            <w:pPr>
-              <w:pStyle w:val="Compact"/>
-              <w:jc w:val="left"/>
-            </w:pPr>
-            <w:r>
-              <w:t xml:space="preserve">virar do lado certo</w:t>
-            </w:r>
-          </w:p>
-        </w:tc>
-        <w:tc>
-          <w:tcPr>
-            <w:tcW w:type="dxa" w:w="2340"/>
+            <w:tcW w:type="dxa" w:w="4680"/>
           </w:tcPr>
           <w:p>
             <w:pPr>
@@ -577,7 +343,7 @@
       <w:tr>
         <w:tc>
           <w:tcPr>
-            <w:tcW w:type="dxa" w:w="2340"/>
+            <w:tcW w:type="dxa" w:w="4680"/>
           </w:tcPr>
           <w:p>
             <w:pPr>
@@ -591,35 +357,7 @@
         </w:tc>
         <w:tc>
           <w:tcPr>
-            <w:tcW w:type="dxa" w:w="2340"/>
-          </w:tcPr>
-          <w:p>
-            <w:pPr>
-              <w:pStyle w:val="Compact"/>
-              <w:jc w:val="left"/>
-            </w:pPr>
-            <w:r>
-              <w:t xml:space="preserve">kapatma</w:t>
-            </w:r>
-          </w:p>
-        </w:tc>
-        <w:tc>
-          <w:tcPr>
-            <w:tcW w:type="dxa" w:w="2340"/>
-          </w:tcPr>
-          <w:p>
-            <w:pPr>
-              <w:pStyle w:val="Compact"/>
-              <w:jc w:val="left"/>
-            </w:pPr>
-            <w:r>
-              <w:t xml:space="preserve">fechamento</w:t>
-            </w:r>
-          </w:p>
-        </w:tc>
-        <w:tc>
-          <w:tcPr>
-            <w:tcW w:type="dxa" w:w="2340"/>
+            <w:tcW w:type="dxa" w:w="4680"/>
           </w:tcPr>
           <w:p>
             <w:pPr>
@@ -635,7 +373,7 @@
       <w:tr>
         <w:tc>
           <w:tcPr>
-            <w:tcW w:type="dxa" w:w="2340"/>
+            <w:tcW w:type="dxa" w:w="4680"/>
           </w:tcPr>
           <w:p>
             <w:pPr>
@@ -649,35 +387,7 @@
         </w:tc>
         <w:tc>
           <w:tcPr>
-            <w:tcW w:type="dxa" w:w="2340"/>
-          </w:tcPr>
-          <w:p>
-            <w:pPr>
-              <w:pStyle w:val="Compact"/>
-              <w:jc w:val="left"/>
-            </w:pPr>
-            <w:r>
-              <w:t xml:space="preserve">büzgü ipi</w:t>
-            </w:r>
-          </w:p>
-        </w:tc>
-        <w:tc>
-          <w:tcPr>
-            <w:tcW w:type="dxa" w:w="2340"/>
-          </w:tcPr>
-          <w:p>
-            <w:pPr>
-              <w:pStyle w:val="Compact"/>
-              <w:jc w:val="left"/>
-            </w:pPr>
-            <w:r>
-              <w:t xml:space="preserve">cordão</w:t>
-            </w:r>
-          </w:p>
-        </w:tc>
-        <w:tc>
-          <w:tcPr>
-            <w:tcW w:type="dxa" w:w="2340"/>
+            <w:tcW w:type="dxa" w:w="4680"/>
           </w:tcPr>
           <w:p>
             <w:pPr>
@@ -693,7 +403,7 @@
       <w:tr>
         <w:tc>
           <w:tcPr>
-            <w:tcW w:type="dxa" w:w="2340"/>
+            <w:tcW w:type="dxa" w:w="4680"/>
           </w:tcPr>
           <w:p>
             <w:pPr>
@@ -707,35 +417,7 @@
         </w:tc>
         <w:tc>
           <w:tcPr>
-            <w:tcW w:type="dxa" w:w="2340"/>
-          </w:tcPr>
-          <w:p>
-            <w:pPr>
-              <w:pStyle w:val="Compact"/>
-              <w:jc w:val="left"/>
-            </w:pPr>
-            <w:r>
-              <w:t xml:space="preserve">ilik (halka)</w:t>
-            </w:r>
-          </w:p>
-        </w:tc>
-        <w:tc>
-          <w:tcPr>
-            <w:tcW w:type="dxa" w:w="2340"/>
-          </w:tcPr>
-          <w:p>
-            <w:pPr>
-              <w:pStyle w:val="Compact"/>
-              <w:jc w:val="left"/>
-            </w:pPr>
-            <w:r>
-              <w:t xml:space="preserve">alça (laço)</w:t>
-            </w:r>
-          </w:p>
-        </w:tc>
-        <w:tc>
-          <w:tcPr>
-            <w:tcW w:type="dxa" w:w="2340"/>
+            <w:tcW w:type="dxa" w:w="4680"/>
           </w:tcPr>
           <w:p>
             <w:pPr>
@@ -1985,8 +1667,11 @@
       </w:r>
     </w:p>
     <w:p>
-      <w:r>
-        <w:br w:type="page"/>
+      <w:pPr>
+        <w:pStyle w:val="BodyText"/>
+      </w:pPr>
+      <w:r>
+        <w:t xml:space="preserve">_______________________________________________________________________</w:t>
       </w:r>
     </w:p>
     <w:p>
@@ -2102,7 +1787,7 @@
     <w:sectPr>
       <w:headerReference w:type="default" r:id="rId9"/>
       <w:pgSz w:w="12240" w:h="15840"/>
-      <w:pgMar w:top="1440" w:bottom="1440" w:left="1440" w:right="1440" w:header="504"/>
+      <w:pgMar w:top="1008" w:bottom="1008" w:left="1008" w:right="1008" w:header="504"/>
     </w:sectPr>
   </w:body>
 </w:document>

--- a/downloads/handouts/Unit 05/Handout 05.11 - Bag and Pouch Pattern Cut Guide and Seam Quality Checklist.docx
+++ b/downloads/handouts/Unit 05/Handout 05.11 - Bag and Pouch Pattern Cut Guide and Seam Quality Checklist.docx
@@ -34,7 +34,7 @@
         <w:t xml:space="preserve"> </w:t>
       </w:r>
       <w:r>
-        <w:t xml:space="preserve">Part 1 on Day 1 during the slides. Part 2 is the pattern description and the cut steps. Part 3 is the closure step cards for Day 3. Part 4 is the stitch quality checklist, which you run on your own item before you hand it in. Part 5 is the name tag.</w:t>
+        <w:t xml:space="preserve">Fill in Part 1 on Day 1 during the slides. Part 2 is the pattern description and the cut steps. Part 3 is the closure step cards for Days 2 and 3. Part 4 is the stitch quality checklist. Run it on your own item before you hand it in. Part 5 is the name tag.</w:t>
       </w:r>
     </w:p>
     <w:p>
@@ -51,7 +51,7 @@
         <w:t xml:space="preserve"> </w:t>
       </w:r>
       <w:r>
-        <w:t xml:space="preserve">a drawstring bag in woven cotton, seamed on the machine, turned right side out, with a working drawstring channel.</w:t>
+        <w:t xml:space="preserve">a drawstring bag in woven cotton. The seams are sewn on the machine. The bag is turned right side out and has a working drawstring channel.</w:t>
       </w:r>
       <w:r>
         <w:t xml:space="preserve"> </w:t>
@@ -66,7 +66,7 @@
         <w:t xml:space="preserve"> </w:t>
       </w:r>
       <w:r>
-        <w:t xml:space="preserve">a felt pouch, hand-backstitched, from the same pattern page, for the hand station. Both are real builds and both run on the same checklist.</w:t>
+        <w:t xml:space="preserve">a felt pouch, backstitched by hand, from the same pattern page, for the hand station. Both are real builds. Both run on the same checklist.</w:t>
       </w:r>
     </w:p>
     <w:p>
@@ -749,7 +749,7 @@
         <w:t xml:space="preserve"> </w:t>
       </w:r>
       <w:r>
-        <w:t xml:space="preserve">Drawstring bag: put the right sides facing each other, inside out, because this bag gets turned right side out on Day 3. Felt pouch: put the two pieces together with both outside faces showing, because felt has no wrong side and the seam stays on the outside. Machine rule: pins go in perpendicular to the seam, heads out, and every pin comes out before it reaches the presser foot. You never sew over a pin.</w:t>
+        <w:t xml:space="preserve">Drawstring bag: put the right sides (the printed sides) facing each other, so the bag is inside out. This bag gets turned right side out on Day 3. Felt pouch: put the two pieces together with both outside faces showing. Felt has no wrong side, so the seam stays on the outside. Machine rule: pins go in across the seam line, not along it, with the heads out. Every pin comes out before it reaches the presser foot. You never sew over a pin.</w:t>
       </w:r>
       <w:r>
         <w:t xml:space="preserve"> </w:t>
@@ -797,19 +797,27 @@
       <w:pPr>
         <w:pStyle w:val="Heading2"/>
       </w:pPr>
-      <w:bookmarkStart w:id="27" w:name="part-3-day-3-closure-step-cards"/>
-      <w:r>
-        <w:t xml:space="preserve">Part 3: Day 3 closure step cards</w:t>
+      <w:bookmarkStart w:id="27" w:name="part-3-closure-step-cards-days-2-and-3"/>
+      <w:r>
+        <w:t xml:space="preserve">Part 3: Closure step cards (Days 2 and 3)</w:t>
       </w:r>
       <w:bookmarkEnd w:id="27"/>
     </w:p>
     <w:p>
       <w:pPr>
+        <w:pStyle w:val="FirstParagraph"/>
+      </w:pPr>
+      <w:r>
+        <w:t xml:space="preserve">Machine path: the channel is sewn on Day 2, while the bag is still inside out. Turning is Day 3. Hand path: sew the button and loop after the seams are done.</w:t>
+      </w:r>
+    </w:p>
+    <w:p>
+      <w:pPr>
         <w:pStyle w:val="Heading3"/>
       </w:pPr>
-      <w:bookmarkStart w:id="28" w:name="turning-drawstring-path-only"/>
-      <w:r>
-        <w:t xml:space="preserve">Turning (drawstring path only)</w:t>
+      <w:bookmarkStart w:id="28" w:name="turning-drawstring-path-only-day-3"/>
+      <w:r>
+        <w:t xml:space="preserve">Turning (drawstring path only, Day 3)</w:t>
       </w:r>
       <w:bookmarkEnd w:id="28"/>
     </w:p>
@@ -901,13 +909,13 @@
         <w:t xml:space="preserve"> </w:t>
       </w:r>
       <w:r>
-        <w:t xml:space="preserve">Fold the top edge down about one inch, all the way around, toward the inside.</w:t>
-      </w:r>
-      <w:r>
-        <w:t xml:space="preserve"> </w:t>
-      </w:r>
-      <w:r>
-        <w:t xml:space="preserve">Picture: the top inch of a bag folded down inward, making a tube around the opening.</w:t>
+        <w:t xml:space="preserve">Fold the top edge down about one inch, all the way around, toward the wrong side of the fabric (the side with no print).</w:t>
+      </w:r>
+      <w:r>
+        <w:t xml:space="preserve"> </w:t>
+      </w:r>
+      <w:r>
+        <w:t xml:space="preserve">Picture: the top inch of a bag folded down over the wrong side, making a tube around the opening.</w:t>
       </w:r>
       <w:r>
         <w:t xml:space="preserve"> </w:t>
@@ -943,7 +951,7 @@
         <w:t xml:space="preserve"> </w:t>
       </w:r>
       <w:r>
-        <w:t xml:space="preserve">Sew along the bottom of the fold, all the way around: on the machine, a straight seam at slow speed; by hand, a running stitch.</w:t>
+        <w:t xml:space="preserve">Sew along the bottom of the fold, all the way around. On the machine, sew a straight seam at slow speed. By hand, use a running stitch.</w:t>
       </w:r>
       <w:r>
         <w:t xml:space="preserve"> </w:t>
@@ -1123,7 +1131,7 @@
         <w:t xml:space="preserve"> </w:t>
       </w:r>
       <w:r>
-        <w:t xml:space="preserve">Hold the loop against the inside of the back top edge and check the length: it should just reach over the button.</w:t>
+        <w:t xml:space="preserve">Hold the loop against the inside of the back top edge. Check the length: it should just reach over the button.</w:t>
       </w:r>
       <w:r>
         <w:t xml:space="preserve"> </w:t>
@@ -1252,7 +1260,7 @@
         <w:pStyle w:val="FirstParagraph"/>
       </w:pPr>
       <w:r>
-        <w:t xml:space="preserve">Run this on your own item before you hand it in. Circle one number in each row. 1 is not yet, 3 is good.</w:t>
+        <w:t xml:space="preserve">Run this on your own item before you hand it in. Circle one number in each row. 1 means not yet. 3 means good.</w:t>
       </w:r>
     </w:p>
     <w:tbl>
@@ -1377,7 +1385,7 @@
               <w:jc w:val="left"/>
             </w:pPr>
             <w:r>
-              <w:t xml:space="preserve">Both pieces are within a quarter inch of the pattern, and the seam line is marked on every seam</w:t>
+              <w:t xml:space="preserve">Every piece is within a quarter inch of the pattern, and the seam line is marked on every seam</w:t>
             </w:r>
           </w:p>
         </w:tc>
@@ -1434,7 +1442,7 @@
               <w:jc w:val="left"/>
             </w:pPr>
             <w:r>
-              <w:t xml:space="preserve">The seam sits on the marked seam line, not wandering; machine seams have three or four reverse stitches at both ends, hand seams are backstitch</w:t>
+              <w:t xml:space="preserve">The seam sits on the marked seam line and does not wander. Machine seams have three or four reverse stitches at both ends. Hand seams are backstitch</w:t>
             </w:r>
           </w:p>
         </w:tc>
@@ -1671,7 +1679,7 @@
         <w:pStyle w:val="BodyText"/>
       </w:pPr>
       <w:r>
-        <w:t xml:space="preserve">_______________________________________________________________________</w:t>
+        <w:t xml:space="preserve">Answer: _______________________________________________________________</w:t>
       </w:r>
     </w:p>
     <w:p>
@@ -1787,7 +1795,7 @@
     <w:sectPr>
       <w:headerReference w:type="default" r:id="rId9"/>
       <w:pgSz w:w="12240" w:h="15840"/>
-      <w:pgMar w:top="1008" w:bottom="1008" w:left="1008" w:right="1008" w:header="504"/>
+      <w:pgMar w:top="1440" w:bottom="1440" w:left="1440" w:right="1440" w:header="504"/>
     </w:sectPr>
   </w:body>
 </w:document>
